--- a/Sahana_QA_Test_Analyst.docx
+++ b/Sahana_QA_Test_Analyst.docx
@@ -335,6 +335,7 @@
     </w:p>
     <w:p>
       <w:pPr>
+        <w:spacing w:line="276" w:lineRule="auto"/>
         <w:ind w:left="116"/>
         <w:rPr>
           <w:sz w:val="22"/>
@@ -346,49 +347,7 @@
           <w:sz w:val="22"/>
           <w:szCs w:val="22"/>
         </w:rPr>
-        <w:t xml:space="preserve">Detail-oriented QA Test Analyst with </w:t>
-      </w:r>
-      <w:r>
-        <w:rPr>
-          <w:sz w:val="22"/>
-          <w:szCs w:val="22"/>
-        </w:rPr>
-        <w:t>3.8</w:t>
-      </w:r>
-      <w:r>
-        <w:rPr>
-          <w:sz w:val="22"/>
-          <w:szCs w:val="22"/>
-        </w:rPr>
-        <w:t>+ years of experience in the Banking, Cards, and Payment’s domain, specializing in end-to-end manual testing of web and mobile applications. Proven expertise in Functional, Regression, Integration, UAT, and API testing</w:t>
-      </w:r>
-      <w:r>
-        <w:rPr>
-          <w:sz w:val="22"/>
-          <w:szCs w:val="22"/>
-        </w:rPr>
-        <w:t xml:space="preserve"> using swager</w:t>
-      </w:r>
-      <w:r>
-        <w:rPr>
-          <w:sz w:val="22"/>
-          <w:szCs w:val="22"/>
-        </w:rPr>
-        <w:t>, ensuring secure, compliant, and high-quality releases. Strong background in SDLC/STLC, Agile s Waterfall methodologies, defect lifecycle management, and risk</w:t>
-      </w:r>
-      <w:r>
-        <w:rPr>
-          <w:sz w:val="22"/>
-          <w:szCs w:val="22"/>
-        </w:rPr>
-        <w:t>-based</w:t>
-      </w:r>
-      <w:r>
-        <w:rPr>
-          <w:sz w:val="22"/>
-          <w:szCs w:val="22"/>
-        </w:rPr>
-        <w:t xml:space="preserve"> testing. Experienced in collaborating with cross-functional teams and leading modules to deliver defect-free products within strict timelines.</w:t>
+        <w:t>Detail-oriented QA Test Analyst with 3.8+ years of experience in the Banking, Cards, and Payment’s domain, specializing in end-to-end manual testing of web and mobile applications. Proven expertise in Functional, Regression, Integration, UAT, and API testing using swager, ensuring secure, compliant, and high-quality releases. Strong background in SDLC/STLC, Agile s Waterfall methodologies, defect lifecycle management, and risk-based testing. Experienced in collaborating with cross-functional teams and leading modules to deliver defect-free products within strict timelines.</w:t>
       </w:r>
     </w:p>
     <w:p>
@@ -577,21 +536,7 @@
           <w:sz w:val="22"/>
           <w:szCs w:val="22"/>
         </w:rPr>
-        <w:t xml:space="preserve"> </w:t>
-      </w:r>
-      <w:r>
-        <w:rPr>
-          <w:sz w:val="22"/>
-          <w:szCs w:val="22"/>
-        </w:rPr>
-        <w:t>Java</w:t>
-      </w:r>
-      <w:r>
-        <w:rPr>
-          <w:sz w:val="22"/>
-          <w:szCs w:val="22"/>
-        </w:rPr>
-        <w:t>,</w:t>
+        <w:t xml:space="preserve"> Java,</w:t>
       </w:r>
       <w:r>
         <w:rPr>
@@ -1620,13 +1565,7 @@
         <w:rPr>
           <w:rFonts w:ascii="Times New Roman" w:eastAsia="Times New Roman" w:hAnsi="Times New Roman" w:cs="Times New Roman"/>
         </w:rPr>
-        <w:t xml:space="preserve"> and UI validation using URL-based validations and backend checks</w:t>
-      </w:r>
-      <w:r>
-        <w:rPr>
-          <w:rFonts w:ascii="Times New Roman" w:eastAsia="Times New Roman" w:hAnsi="Times New Roman" w:cs="Times New Roman"/>
-        </w:rPr>
-        <w:t>.</w:t>
+        <w:t xml:space="preserve"> and UI validation using URL-based validations and backend checks.</w:t>
       </w:r>
     </w:p>
     <w:p>
@@ -2627,21 +2566,7 @@
           <w:b/>
           <w:bCs/>
         </w:rPr>
-        <w:t xml:space="preserve"> </w:t>
-      </w:r>
-      <w:r>
-        <w:rPr>
-          <w:b/>
-          <w:bCs/>
-        </w:rPr>
-        <w:t>PU</w:t>
-      </w:r>
-      <w:r>
-        <w:rPr>
-          <w:b/>
-          <w:bCs/>
-        </w:rPr>
-        <w:t xml:space="preserve"> Independent College Davangere</w:t>
+        <w:t xml:space="preserve"> PU Independent College Davangere</w:t>
       </w:r>
     </w:p>
     <w:p>
@@ -4333,6 +4258,7 @@
   <w:style w:type="character" w:default="1" w:styleId="DefaultParagraphFont">
     <w:name w:val="Default Paragraph Font"/>
     <w:uiPriority w:val="1"/>
+    <w:semiHidden/>
     <w:unhideWhenUsed/>
   </w:style>
   <w:style w:type="table" w:default="1" w:styleId="TableNormal">

--- a/Sahana_QA_Test_Analyst.docx
+++ b/Sahana_QA_Test_Analyst.docx
@@ -199,8 +199,16 @@
         </w:rPr>
         <w:t xml:space="preserve"> </w:t>
       </w:r>
-      <w:r>
-        <w:t>sahanamallappar@gmail.com</w:t>
+      <w:hyperlink r:id="rId5" w:history="1">
+        <w:r>
+          <w:rPr>
+            <w:rStyle w:val="Hyperlink"/>
+          </w:rPr>
+          <w:t>sahanamallappar@gmail.com</w:t>
+        </w:r>
+      </w:hyperlink>
+      <w:r>
+        <w:t xml:space="preserve"> </w:t>
       </w:r>
     </w:p>
     <w:p>
@@ -238,15 +246,28 @@
         </w:rPr>
         <w:t xml:space="preserve"> </w:t>
       </w:r>
+      <w:hyperlink r:id="rId6" w:history="1">
+        <w:r>
+          <w:rPr>
+            <w:rStyle w:val="Hyperlink"/>
+            <w:rFonts w:eastAsia="Calibri"/>
+            <w:bCs/>
+            <w:w w:val="104"/>
+            <w:sz w:val="22"/>
+            <w:szCs w:val="22"/>
+          </w:rPr>
+          <w:t>https://www.linkedin.com/in/sahana-m-b76713241</w:t>
+        </w:r>
+      </w:hyperlink>
       <w:r>
         <w:rPr>
           <w:rFonts w:eastAsia="Calibri"/>
           <w:bCs/>
           <w:w w:val="104"/>
-          <w:sz w:val="18"/>
-          <w:szCs w:val="18"/>
-        </w:rPr>
-        <w:t>https://www.linkedin.com/in/sahana-m-b76713241</w:t>
+          <w:sz w:val="22"/>
+          <w:szCs w:val="22"/>
+        </w:rPr>
+        <w:t xml:space="preserve"> </w:t>
       </w:r>
     </w:p>
     <w:p>
@@ -1009,7 +1030,27 @@
           <w:sz w:val="22"/>
           <w:szCs w:val="22"/>
         </w:rPr>
-        <w:t xml:space="preserve"> technologies private limited</w:t>
+        <w:t xml:space="preserve"> technologies </w:t>
+      </w:r>
+      <w:proofErr w:type="gramStart"/>
+      <w:r>
+        <w:rPr>
+          <w:rFonts w:ascii="Calibri" w:eastAsia="Calibri" w:hAnsi="Calibri" w:cs="Calibri"/>
+          <w:w w:val="108"/>
+          <w:sz w:val="22"/>
+          <w:szCs w:val="22"/>
+        </w:rPr>
+        <w:t>private</w:t>
+      </w:r>
+      <w:proofErr w:type="gramEnd"/>
+      <w:r>
+        <w:rPr>
+          <w:rFonts w:ascii="Calibri" w:eastAsia="Calibri" w:hAnsi="Calibri" w:cs="Calibri"/>
+          <w:w w:val="108"/>
+          <w:sz w:val="22"/>
+          <w:szCs w:val="22"/>
+        </w:rPr>
+        <w:t xml:space="preserve"> limited</w:t>
       </w:r>
       <w:r>
         <w:rPr>
